--- a/IEEE_Submission_Title_Page.docx
+++ b/IEEE_Submission_Title_Page.docx
@@ -5,12 +5,12 @@
     <w:p>
       <w:pPr>
         <w:keepNext/>
-        <w:spacing w:before="320" w:after="160"/>
+        <w:spacing w:before="360" w:after="160"/>
         <w:jc w:val="center"/>
       </w:pPr>
       <w:r>
         <w:rPr>
-          <w:rFonts w:ascii="Times New Roman" w:hAnsi="Times New Roman"/>
+          <w:rFonts w:ascii="Times New Roman" w:hAnsi="Times New Roman" w:eastAsia="Microsoft YaHei" w:cs="Times New Roman"/>
           <w:b/>
           <w:color w:val="1B365D"/>
           <w:sz w:val="36"/>
@@ -20,17 +20,30 @@
     </w:p>
     <w:p>
       <w:pPr>
-        <w:spacing w:after="100" w:line="288" w:lineRule="auto"/>
+        <w:spacing w:after="100" w:line="300" w:lineRule="auto"/>
       </w:pPr>
-      <w:r/>
       <w:r>
         <w:rPr>
+          <w:rFonts w:ascii="Times New Roman" w:hAnsi="Times New Roman" w:eastAsia="Microsoft YaHei" w:cs="Times New Roman"/>
+          <w:color w:val="282828"/>
+          <w:sz w:val="21"/>
+        </w:rPr>
+      </w:r>
+      <w:r>
+        <w:rPr>
+          <w:rFonts w:ascii="Times New Roman" w:hAnsi="Times New Roman" w:eastAsia="Microsoft YaHei" w:cs="Times New Roman"/>
           <w:b/>
           <w:color w:val="1B365D"/>
+          <w:sz w:val="21"/>
         </w:rPr>
         <w:t>Target Journal</w:t>
       </w:r>
       <w:r>
+        <w:rPr>
+          <w:rFonts w:ascii="Times New Roman" w:hAnsi="Times New Roman" w:eastAsia="Microsoft YaHei" w:cs="Times New Roman"/>
+          <w:color w:val="282828"/>
+          <w:sz w:val="21"/>
+        </w:rPr>
         <w:t>: *IEEE Transactions on Systems, Man, and Cybernetics: Systems* (or *IEEE Transactions on Cybernetics*)</w:t>
       </w:r>
     </w:p>
@@ -49,7 +62,7 @@
       </w:pPr>
       <w:r>
         <w:rPr>
-          <w:rFonts w:ascii="Times New Roman" w:hAnsi="Times New Roman"/>
+          <w:rFonts w:ascii="Times New Roman" w:hAnsi="Times New Roman" w:eastAsia="Microsoft YaHei" w:cs="Times New Roman"/>
           <w:b/>
           <w:color w:val="4A607A"/>
           <w:sz w:val="23"/>
@@ -64,20 +77,35 @@
       </w:pPr>
       <w:r>
         <w:rPr>
+          <w:rFonts w:ascii="Times New Roman" w:hAnsi="Times New Roman" w:eastAsia="Microsoft YaHei" w:cs="Times New Roman"/>
           <w:b/>
           <w:color w:val="1B365D"/>
+          <w:sz w:val="21"/>
         </w:rPr>
         <w:t xml:space="preserve">•  </w:t>
       </w:r>
-      <w:r/>
       <w:r>
         <w:rPr>
+          <w:rFonts w:ascii="Times New Roman" w:hAnsi="Times New Roman" w:eastAsia="Microsoft YaHei" w:cs="Times New Roman"/>
+          <w:color w:val="282828"/>
+          <w:sz w:val="21"/>
+        </w:rPr>
+      </w:r>
+      <w:r>
+        <w:rPr>
+          <w:rFonts w:ascii="Times New Roman" w:hAnsi="Times New Roman" w:eastAsia="Microsoft YaHei" w:cs="Times New Roman"/>
           <w:b/>
           <w:color w:val="1B365D"/>
+          <w:sz w:val="21"/>
         </w:rPr>
         <w:t>Full Name</w:t>
       </w:r>
       <w:r>
+        <w:rPr>
+          <w:rFonts w:ascii="Times New Roman" w:hAnsi="Times New Roman" w:eastAsia="Microsoft YaHei" w:cs="Times New Roman"/>
+          <w:color w:val="282828"/>
+          <w:sz w:val="21"/>
+        </w:rPr>
         <w:t>: Fanchun Meng (Grit Meng)</w:t>
       </w:r>
     </w:p>
@@ -88,20 +116,35 @@
       </w:pPr>
       <w:r>
         <w:rPr>
+          <w:rFonts w:ascii="Times New Roman" w:hAnsi="Times New Roman" w:eastAsia="Microsoft YaHei" w:cs="Times New Roman"/>
           <w:b/>
           <w:color w:val="1B365D"/>
+          <w:sz w:val="21"/>
         </w:rPr>
         <w:t xml:space="preserve">•  </w:t>
       </w:r>
-      <w:r/>
       <w:r>
         <w:rPr>
+          <w:rFonts w:ascii="Times New Roman" w:hAnsi="Times New Roman" w:eastAsia="Microsoft YaHei" w:cs="Times New Roman"/>
+          <w:color w:val="282828"/>
+          <w:sz w:val="21"/>
+        </w:rPr>
+      </w:r>
+      <w:r>
+        <w:rPr>
+          <w:rFonts w:ascii="Times New Roman" w:hAnsi="Times New Roman" w:eastAsia="Microsoft YaHei" w:cs="Times New Roman"/>
           <w:b/>
           <w:color w:val="1B365D"/>
+          <w:sz w:val="21"/>
         </w:rPr>
         <w:t>Current Position</w:t>
       </w:r>
       <w:r>
+        <w:rPr>
+          <w:rFonts w:ascii="Times New Roman" w:hAnsi="Times New Roman" w:eastAsia="Microsoft YaHei" w:cs="Times New Roman"/>
+          <w:color w:val="282828"/>
+          <w:sz w:val="21"/>
+        </w:rPr>
         <w:t>: Former Lead Architect and Head of Global Supply Chain Integrated Planning Solution (IPS) System, Lenovo Group | Creator of Intelligent Planning and Control (IPC) Engine | Independent Researcher</w:t>
       </w:r>
     </w:p>
@@ -112,20 +155,35 @@
       </w:pPr>
       <w:r>
         <w:rPr>
+          <w:rFonts w:ascii="Times New Roman" w:hAnsi="Times New Roman" w:eastAsia="Microsoft YaHei" w:cs="Times New Roman"/>
           <w:b/>
           <w:color w:val="1B365D"/>
+          <w:sz w:val="21"/>
         </w:rPr>
         <w:t xml:space="preserve">•  </w:t>
       </w:r>
-      <w:r/>
       <w:r>
         <w:rPr>
+          <w:rFonts w:ascii="Times New Roman" w:hAnsi="Times New Roman" w:eastAsia="Microsoft YaHei" w:cs="Times New Roman"/>
+          <w:color w:val="282828"/>
+          <w:sz w:val="21"/>
+        </w:rPr>
+      </w:r>
+      <w:r>
+        <w:rPr>
+          <w:rFonts w:ascii="Times New Roman" w:hAnsi="Times New Roman" w:eastAsia="Microsoft YaHei" w:cs="Times New Roman"/>
           <w:b/>
           <w:color w:val="1B365D"/>
+          <w:sz w:val="21"/>
         </w:rPr>
         <w:t>Author Affiliation</w:t>
       </w:r>
       <w:r>
+        <w:rPr>
+          <w:rFonts w:ascii="Times New Roman" w:hAnsi="Times New Roman" w:eastAsia="Microsoft YaHei" w:cs="Times New Roman"/>
+          <w:color w:val="282828"/>
+          <w:sz w:val="21"/>
+        </w:rPr>
         <w:t>: Value Chain Physics &amp; Complexity Systems Research Lab, Lenovo Group Global Supply Chain Alumni Network</w:t>
       </w:r>
     </w:p>
@@ -136,20 +194,35 @@
       </w:pPr>
       <w:r>
         <w:rPr>
+          <w:rFonts w:ascii="Times New Roman" w:hAnsi="Times New Roman" w:eastAsia="Microsoft YaHei" w:cs="Times New Roman"/>
           <w:b/>
           <w:color w:val="1B365D"/>
+          <w:sz w:val="21"/>
         </w:rPr>
         <w:t xml:space="preserve">•  </w:t>
       </w:r>
-      <w:r/>
       <w:r>
         <w:rPr>
+          <w:rFonts w:ascii="Times New Roman" w:hAnsi="Times New Roman" w:eastAsia="Microsoft YaHei" w:cs="Times New Roman"/>
+          <w:color w:val="282828"/>
+          <w:sz w:val="21"/>
+        </w:rPr>
+      </w:r>
+      <w:r>
+        <w:rPr>
+          <w:rFonts w:ascii="Times New Roman" w:hAnsi="Times New Roman" w:eastAsia="Microsoft YaHei" w:cs="Times New Roman"/>
           <w:b/>
           <w:color w:val="1B365D"/>
+          <w:sz w:val="21"/>
         </w:rPr>
         <w:t>ORCID Identifier</w:t>
       </w:r>
       <w:r>
+        <w:rPr>
+          <w:rFonts w:ascii="Times New Roman" w:hAnsi="Times New Roman" w:eastAsia="Microsoft YaHei" w:cs="Times New Roman"/>
+          <w:color w:val="282828"/>
+          <w:sz w:val="21"/>
+        </w:rPr>
         <w:t>: [https://orcid.org/0009-0003-8603-119X](https://orcid.org/0009-0003-8603-119X)</w:t>
       </w:r>
     </w:p>
@@ -160,20 +233,35 @@
       </w:pPr>
       <w:r>
         <w:rPr>
+          <w:rFonts w:ascii="Times New Roman" w:hAnsi="Times New Roman" w:eastAsia="Microsoft YaHei" w:cs="Times New Roman"/>
           <w:b/>
           <w:color w:val="1B365D"/>
+          <w:sz w:val="21"/>
         </w:rPr>
         <w:t xml:space="preserve">•  </w:t>
       </w:r>
-      <w:r/>
       <w:r>
         <w:rPr>
+          <w:rFonts w:ascii="Times New Roman" w:hAnsi="Times New Roman" w:eastAsia="Microsoft YaHei" w:cs="Times New Roman"/>
+          <w:color w:val="282828"/>
+          <w:sz w:val="21"/>
+        </w:rPr>
+      </w:r>
+      <w:r>
+        <w:rPr>
+          <w:rFonts w:ascii="Times New Roman" w:hAnsi="Times New Roman" w:eastAsia="Microsoft YaHei" w:cs="Times New Roman"/>
           <w:b/>
           <w:color w:val="1B365D"/>
+          <w:sz w:val="21"/>
         </w:rPr>
         <w:t>Corresponding E-mail</w:t>
       </w:r>
       <w:r>
+        <w:rPr>
+          <w:rFonts w:ascii="Times New Roman" w:hAnsi="Times New Roman" w:eastAsia="Microsoft YaHei" w:cs="Times New Roman"/>
+          <w:color w:val="282828"/>
+          <w:sz w:val="21"/>
+        </w:rPr>
         <w:t>: gritmeng@outlook.com</w:t>
       </w:r>
     </w:p>
@@ -184,20 +272,35 @@
       </w:pPr>
       <w:r>
         <w:rPr>
+          <w:rFonts w:ascii="Times New Roman" w:hAnsi="Times New Roman" w:eastAsia="Microsoft YaHei" w:cs="Times New Roman"/>
           <w:b/>
           <w:color w:val="1B365D"/>
+          <w:sz w:val="21"/>
         </w:rPr>
         <w:t xml:space="preserve">•  </w:t>
       </w:r>
-      <w:r/>
       <w:r>
         <w:rPr>
+          <w:rFonts w:ascii="Times New Roman" w:hAnsi="Times New Roman" w:eastAsia="Microsoft YaHei" w:cs="Times New Roman"/>
+          <w:color w:val="282828"/>
+          <w:sz w:val="21"/>
+        </w:rPr>
+      </w:r>
+      <w:r>
+        <w:rPr>
+          <w:rFonts w:ascii="Times New Roman" w:hAnsi="Times New Roman" w:eastAsia="Microsoft YaHei" w:cs="Times New Roman"/>
           <w:b/>
           <w:color w:val="1B365D"/>
+          <w:sz w:val="21"/>
         </w:rPr>
         <w:t>SSRN Working Papers</w:t>
       </w:r>
       <w:r>
+        <w:rPr>
+          <w:rFonts w:ascii="Times New Roman" w:hAnsi="Times New Roman" w:eastAsia="Microsoft YaHei" w:cs="Times New Roman"/>
+          <w:color w:val="282828"/>
+          <w:sz w:val="21"/>
+        </w:rPr>
         <w:t>: 7451920, 7442100, 7251098</w:t>
       </w:r>
     </w:p>
@@ -208,20 +311,35 @@
       </w:pPr>
       <w:r>
         <w:rPr>
+          <w:rFonts w:ascii="Times New Roman" w:hAnsi="Times New Roman" w:eastAsia="Microsoft YaHei" w:cs="Times New Roman"/>
           <w:b/>
           <w:color w:val="1B365D"/>
+          <w:sz w:val="21"/>
         </w:rPr>
         <w:t xml:space="preserve">•  </w:t>
       </w:r>
-      <w:r/>
       <w:r>
         <w:rPr>
+          <w:rFonts w:ascii="Times New Roman" w:hAnsi="Times New Roman" w:eastAsia="Microsoft YaHei" w:cs="Times New Roman"/>
+          <w:color w:val="282828"/>
+          <w:sz w:val="21"/>
+        </w:rPr>
+      </w:r>
+      <w:r>
+        <w:rPr>
+          <w:rFonts w:ascii="Times New Roman" w:hAnsi="Times New Roman" w:eastAsia="Microsoft YaHei" w:cs="Times New Roman"/>
           <w:b/>
           <w:color w:val="1B365D"/>
+          <w:sz w:val="21"/>
         </w:rPr>
         <w:t>Open-Source Codebase &amp; Repository</w:t>
       </w:r>
       <w:r>
+        <w:rPr>
+          <w:rFonts w:ascii="Times New Roman" w:hAnsi="Times New Roman" w:eastAsia="Microsoft YaHei" w:cs="Times New Roman"/>
+          <w:color w:val="282828"/>
+          <w:sz w:val="21"/>
+        </w:rPr>
         <w:t>: [https://github.com/GritMeng/Value-Chain-Physics](https://github.com/GritMeng/Value-Chain-Physics)</w:t>
       </w:r>
     </w:p>
@@ -240,7 +358,7 @@
       </w:pPr>
       <w:r>
         <w:rPr>
-          <w:rFonts w:ascii="Times New Roman" w:hAnsi="Times New Roman"/>
+          <w:rFonts w:ascii="Times New Roman" w:hAnsi="Times New Roman" w:eastAsia="Microsoft YaHei" w:cs="Times New Roman"/>
           <w:b/>
           <w:color w:val="4A607A"/>
           <w:sz w:val="23"/>
@@ -255,20 +373,35 @@
       </w:pPr>
       <w:r>
         <w:rPr>
+          <w:rFonts w:ascii="Times New Roman" w:hAnsi="Times New Roman" w:eastAsia="Microsoft YaHei" w:cs="Times New Roman"/>
           <w:b/>
           <w:color w:val="1B365D"/>
+          <w:sz w:val="21"/>
         </w:rPr>
         <w:t xml:space="preserve">•  </w:t>
       </w:r>
-      <w:r/>
       <w:r>
         <w:rPr>
+          <w:rFonts w:ascii="Times New Roman" w:hAnsi="Times New Roman" w:eastAsia="Microsoft YaHei" w:cs="Times New Roman"/>
+          <w:color w:val="282828"/>
+          <w:sz w:val="21"/>
+        </w:rPr>
+      </w:r>
+      <w:r>
+        <w:rPr>
+          <w:rFonts w:ascii="Times New Roman" w:hAnsi="Times New Roman" w:eastAsia="Microsoft YaHei" w:cs="Times New Roman"/>
           <w:b/>
           <w:color w:val="1B365D"/>
+          <w:sz w:val="21"/>
         </w:rPr>
         <w:t>Document Type</w:t>
       </w:r>
       <w:r>
+        <w:rPr>
+          <w:rFonts w:ascii="Times New Roman" w:hAnsi="Times New Roman" w:eastAsia="Microsoft YaHei" w:cs="Times New Roman"/>
+          <w:color w:val="282828"/>
+          <w:sz w:val="21"/>
+        </w:rPr>
         <w:t>: Regular Original Research Paper</w:t>
       </w:r>
     </w:p>
@@ -279,20 +412,35 @@
       </w:pPr>
       <w:r>
         <w:rPr>
+          <w:rFonts w:ascii="Times New Roman" w:hAnsi="Times New Roman" w:eastAsia="Microsoft YaHei" w:cs="Times New Roman"/>
           <w:b/>
           <w:color w:val="1B365D"/>
+          <w:sz w:val="21"/>
         </w:rPr>
         <w:t xml:space="preserve">•  </w:t>
       </w:r>
-      <w:r/>
       <w:r>
         <w:rPr>
+          <w:rFonts w:ascii="Times New Roman" w:hAnsi="Times New Roman" w:eastAsia="Microsoft YaHei" w:cs="Times New Roman"/>
+          <w:color w:val="282828"/>
+          <w:sz w:val="21"/>
+        </w:rPr>
+      </w:r>
+      <w:r>
+        <w:rPr>
+          <w:rFonts w:ascii="Times New Roman" w:hAnsi="Times New Roman" w:eastAsia="Microsoft YaHei" w:cs="Times New Roman"/>
           <w:b/>
           <w:color w:val="1B365D"/>
+          <w:sz w:val="21"/>
         </w:rPr>
         <w:t>Running Head</w:t>
       </w:r>
       <w:r>
+        <w:rPr>
+          <w:rFonts w:ascii="Times New Roman" w:hAnsi="Times New Roman" w:eastAsia="Microsoft YaHei" w:cs="Times New Roman"/>
+          <w:color w:val="282828"/>
+          <w:sz w:val="21"/>
+        </w:rPr>
         <w:t>: Non-IID First Principle &amp; Universal OCGS Isomorphic Proof</w:t>
       </w:r>
     </w:p>
@@ -303,20 +451,35 @@
       </w:pPr>
       <w:r>
         <w:rPr>
+          <w:rFonts w:ascii="Times New Roman" w:hAnsi="Times New Roman" w:eastAsia="Microsoft YaHei" w:cs="Times New Roman"/>
           <w:b/>
           <w:color w:val="1B365D"/>
+          <w:sz w:val="21"/>
         </w:rPr>
         <w:t xml:space="preserve">•  </w:t>
       </w:r>
-      <w:r/>
       <w:r>
         <w:rPr>
+          <w:rFonts w:ascii="Times New Roman" w:hAnsi="Times New Roman" w:eastAsia="Microsoft YaHei" w:cs="Times New Roman"/>
+          <w:color w:val="282828"/>
+          <w:sz w:val="21"/>
+        </w:rPr>
+      </w:r>
+      <w:r>
+        <w:rPr>
+          <w:rFonts w:ascii="Times New Roman" w:hAnsi="Times New Roman" w:eastAsia="Microsoft YaHei" w:cs="Times New Roman"/>
           <w:b/>
           <w:color w:val="1B365D"/>
+          <w:sz w:val="21"/>
         </w:rPr>
         <w:t>Estimated Word Count</w:t>
       </w:r>
       <w:r>
+        <w:rPr>
+          <w:rFonts w:ascii="Times New Roman" w:hAnsi="Times New Roman" w:eastAsia="Microsoft YaHei" w:cs="Times New Roman"/>
+          <w:color w:val="282828"/>
+          <w:sz w:val="21"/>
+        </w:rPr>
         <w:t>: ~8,500 words</w:t>
       </w:r>
     </w:p>
@@ -327,20 +490,35 @@
       </w:pPr>
       <w:r>
         <w:rPr>
+          <w:rFonts w:ascii="Times New Roman" w:hAnsi="Times New Roman" w:eastAsia="Microsoft YaHei" w:cs="Times New Roman"/>
           <w:b/>
           <w:color w:val="1B365D"/>
+          <w:sz w:val="21"/>
         </w:rPr>
         <w:t xml:space="preserve">•  </w:t>
       </w:r>
-      <w:r/>
       <w:r>
         <w:rPr>
+          <w:rFonts w:ascii="Times New Roman" w:hAnsi="Times New Roman" w:eastAsia="Microsoft YaHei" w:cs="Times New Roman"/>
+          <w:color w:val="282828"/>
+          <w:sz w:val="21"/>
+        </w:rPr>
+      </w:r>
+      <w:r>
+        <w:rPr>
+          <w:rFonts w:ascii="Times New Roman" w:hAnsi="Times New Roman" w:eastAsia="Microsoft YaHei" w:cs="Times New Roman"/>
           <w:b/>
           <w:color w:val="1B365D"/>
+          <w:sz w:val="21"/>
         </w:rPr>
         <w:t>Keywords</w:t>
       </w:r>
       <w:r>
+        <w:rPr>
+          <w:rFonts w:ascii="Times New Roman" w:hAnsi="Times New Roman" w:eastAsia="Microsoft YaHei" w:cs="Times New Roman"/>
+          <w:color w:val="282828"/>
+          <w:sz w:val="21"/>
+        </w:rPr>
         <w:t>: System and Complexity Science; Open Complex Giant Systems (OCGS); Non-Independent and Non-Identically Distributed (Non-IID); Vector Cancellation; Metasynthetic Wisdom; Department of Overall Design; Qian's Isomorphism Proof; Banach Fixed Point Theorem</w:t>
       </w:r>
     </w:p>
@@ -359,7 +537,7 @@
       </w:pPr>
       <w:r>
         <w:rPr>
-          <w:rFonts w:ascii="Times New Roman" w:hAnsi="Times New Roman"/>
+          <w:rFonts w:ascii="Times New Roman" w:hAnsi="Times New Roman" w:eastAsia="Microsoft YaHei" w:cs="Times New Roman"/>
           <w:b/>
           <w:color w:val="4A607A"/>
           <w:sz w:val="23"/>
@@ -374,20 +552,35 @@
       </w:pPr>
       <w:r>
         <w:rPr>
+          <w:rFonts w:ascii="Times New Roman" w:hAnsi="Times New Roman" w:eastAsia="Microsoft YaHei" w:cs="Times New Roman"/>
           <w:b/>
           <w:color w:val="1B365D"/>
+          <w:sz w:val="21"/>
         </w:rPr>
         <w:t xml:space="preserve">•  </w:t>
       </w:r>
-      <w:r/>
       <w:r>
         <w:rPr>
+          <w:rFonts w:ascii="Times New Roman" w:hAnsi="Times New Roman" w:eastAsia="Microsoft YaHei" w:cs="Times New Roman"/>
+          <w:color w:val="282828"/>
+          <w:sz w:val="21"/>
+        </w:rPr>
+      </w:r>
+      <w:r>
+        <w:rPr>
+          <w:rFonts w:ascii="Times New Roman" w:hAnsi="Times New Roman" w:eastAsia="Microsoft YaHei" w:cs="Times New Roman"/>
           <w:b/>
           <w:color w:val="1B365D"/>
+          <w:sz w:val="21"/>
         </w:rPr>
         <w:t>Funding Statement</w:t>
       </w:r>
       <w:r>
+        <w:rPr>
+          <w:rFonts w:ascii="Times New Roman" w:hAnsi="Times New Roman" w:eastAsia="Microsoft YaHei" w:cs="Times New Roman"/>
+          <w:color w:val="282828"/>
+          <w:sz w:val="21"/>
+        </w:rPr>
         <w:t>: This research received no specific grant from funding agencies in the public, commercial, or not-for-profit sectors. All algorithm development and computational experiments were executed using independent private computing infrastructure.</w:t>
       </w:r>
     </w:p>
@@ -398,20 +591,35 @@
       </w:pPr>
       <w:r>
         <w:rPr>
+          <w:rFonts w:ascii="Times New Roman" w:hAnsi="Times New Roman" w:eastAsia="Microsoft YaHei" w:cs="Times New Roman"/>
           <w:b/>
           <w:color w:val="1B365D"/>
+          <w:sz w:val="21"/>
         </w:rPr>
         <w:t xml:space="preserve">•  </w:t>
       </w:r>
-      <w:r/>
       <w:r>
         <w:rPr>
+          <w:rFonts w:ascii="Times New Roman" w:hAnsi="Times New Roman" w:eastAsia="Microsoft YaHei" w:cs="Times New Roman"/>
+          <w:color w:val="282828"/>
+          <w:sz w:val="21"/>
+        </w:rPr>
+      </w:r>
+      <w:r>
+        <w:rPr>
+          <w:rFonts w:ascii="Times New Roman" w:hAnsi="Times New Roman" w:eastAsia="Microsoft YaHei" w:cs="Times New Roman"/>
           <w:b/>
           <w:color w:val="1B365D"/>
+          <w:sz w:val="21"/>
         </w:rPr>
         <w:t>Conflicts of Interest</w:t>
       </w:r>
       <w:r>
+        <w:rPr>
+          <w:rFonts w:ascii="Times New Roman" w:hAnsi="Times New Roman" w:eastAsia="Microsoft YaHei" w:cs="Times New Roman"/>
+          <w:color w:val="282828"/>
+          <w:sz w:val="21"/>
+        </w:rPr>
         <w:t>: The author declares no financial, personal, or professional conflicts of interest that could influence or bias the scientific conclusions presented in this work.</w:t>
       </w:r>
     </w:p>
@@ -422,20 +630,35 @@
       </w:pPr>
       <w:r>
         <w:rPr>
+          <w:rFonts w:ascii="Times New Roman" w:hAnsi="Times New Roman" w:eastAsia="Microsoft YaHei" w:cs="Times New Roman"/>
           <w:b/>
           <w:color w:val="1B365D"/>
+          <w:sz w:val="21"/>
         </w:rPr>
         <w:t xml:space="preserve">•  </w:t>
       </w:r>
-      <w:r/>
       <w:r>
         <w:rPr>
+          <w:rFonts w:ascii="Times New Roman" w:hAnsi="Times New Roman" w:eastAsia="Microsoft YaHei" w:cs="Times New Roman"/>
+          <w:color w:val="282828"/>
+          <w:sz w:val="21"/>
+        </w:rPr>
+      </w:r>
+      <w:r>
+        <w:rPr>
+          <w:rFonts w:ascii="Times New Roman" w:hAnsi="Times New Roman" w:eastAsia="Microsoft YaHei" w:cs="Times New Roman"/>
           <w:b/>
           <w:color w:val="1B365D"/>
+          <w:sz w:val="21"/>
         </w:rPr>
         <w:t>Data &amp; Code Availability</w:t>
       </w:r>
       <w:r>
+        <w:rPr>
+          <w:rFonts w:ascii="Times New Roman" w:hAnsi="Times New Roman" w:eastAsia="Microsoft YaHei" w:cs="Times New Roman"/>
+          <w:color w:val="282828"/>
+          <w:sz w:val="21"/>
+        </w:rPr>
         <w:t>: All core topological data structures, algorithm specifications, and verification benchmarks supporting the conclusions of this paper are available in the open-source repository at [GitHub: Value-Chain-Physics](https://github.com/GritMeng/Value-Chain-Physics).</w:t>
       </w:r>
     </w:p>
@@ -813,10 +1036,10 @@
     <w:qFormat/>
     <w:rsid w:val="00FC693F"/>
     <w:pPr>
-      <w:spacing w:line="288" w:lineRule="auto" w:after="100"/>
+      <w:spacing w:line="300" w:lineRule="auto" w:after="100"/>
     </w:pPr>
     <w:rPr>
-      <w:rFonts w:ascii="Times New Roman" w:hAnsi="Times New Roman"/>
+      <w:rFonts w:ascii="Times New Roman" w:hAnsi="Times New Roman" w:eastAsia="Microsoft YaHei" w:cs="Times New Roman"/>
       <w:color w:val="282828"/>
       <w:sz w:val="21"/>
     </w:rPr>
